--- a/A Project Proposal STUDY-BUDDY.docx
+++ b/A Project Proposal STUDY-BUDDY.docx
@@ -1,6 +1,6 @@
 
 <file path=word/document.xml><?xml version="1.0" encoding="utf-8"?>
-<w:document xmlns:wpc="http://schemas.microsoft.com/office/word/2010/wordprocessingCanvas" xmlns:cx="http://schemas.microsoft.com/office/drawing/2014/chartex" xmlns:mc="http://schemas.openxmlformats.org/markup-compatibility/2006" xmlns:o="urn:schemas-microsoft-com:office:office" xmlns:r="http://schemas.openxmlformats.org/officeDocument/2006/relationships" xmlns:m="http://schemas.openxmlformats.org/officeDocument/2006/math" xmlns:v="urn:schemas-microsoft-com:vml" xmlns:wp14="http://schemas.microsoft.com/office/word/2010/wordprocessingDrawing" xmlns:wp="http://schemas.openxmlformats.org/drawingml/2006/wordprocessingDrawing" xmlns:w10="urn:schemas-microsoft-com:office:word" xmlns:w="http://schemas.openxmlformats.org/wordprocessingml/2006/main" xmlns:w14="http://schemas.microsoft.com/office/word/2010/wordml" xmlns:w15="http://schemas.microsoft.com/office/word/2012/wordml" xmlns:w16se="http://schemas.microsoft.com/office/word/2015/wordml/symex" xmlns:wpg="http://schemas.microsoft.com/office/word/2010/wordprocessingGroup" xmlns:wpi="http://schemas.microsoft.com/office/word/2010/wordprocessingInk" xmlns:wne="http://schemas.microsoft.com/office/word/2006/wordml" xmlns:wps="http://schemas.microsoft.com/office/word/2010/wordprocessingShape" mc:Ignorable="w14 w15 w16se wp14">
+<w:document xmlns:wpc="http://schemas.microsoft.com/office/word/2010/wordprocessingCanvas" xmlns:cx="http://schemas.microsoft.com/office/drawing/2014/chartex" xmlns:cx1="http://schemas.microsoft.com/office/drawing/2015/9/8/chartex" xmlns:cx2="http://schemas.microsoft.com/office/drawing/2015/10/21/chartex" xmlns:cx3="http://schemas.microsoft.com/office/drawing/2016/5/9/chartex" xmlns:cx4="http://schemas.microsoft.com/office/drawing/2016/5/10/chartex" xmlns:cx5="http://schemas.microsoft.com/office/drawing/2016/5/11/chartex" xmlns:cx6="http://schemas.microsoft.com/office/drawing/2016/5/12/chartex" xmlns:cx7="http://schemas.microsoft.com/office/drawing/2016/5/13/chartex" xmlns:cx8="http://schemas.microsoft.com/office/drawing/2016/5/14/chartex" xmlns:mc="http://schemas.openxmlformats.org/markup-compatibility/2006" xmlns:aink="http://schemas.microsoft.com/office/drawing/2016/ink" xmlns:am3d="http://schemas.microsoft.com/office/drawing/2017/model3d" xmlns:o="urn:schemas-microsoft-com:office:office" xmlns:oel="http://schemas.microsoft.com/office/2019/extlst" xmlns:r="http://schemas.openxmlformats.org/officeDocument/2006/relationships" xmlns:m="http://schemas.openxmlformats.org/officeDocument/2006/math" xmlns:v="urn:schemas-microsoft-com:vml" xmlns:wp14="http://schemas.microsoft.com/office/word/2010/wordprocessingDrawing" xmlns:wp="http://schemas.openxmlformats.org/drawingml/2006/wordprocessingDrawing" xmlns:w10="urn:schemas-microsoft-com:office:word" xmlns:w="http://schemas.openxmlformats.org/wordprocessingml/2006/main" xmlns:w14="http://schemas.microsoft.com/office/word/2010/wordml" xmlns:w15="http://schemas.microsoft.com/office/word/2012/wordml" xmlns:w16cex="http://schemas.microsoft.com/office/word/2018/wordml/cex" xmlns:w16cid="http://schemas.microsoft.com/office/word/2016/wordml/cid" xmlns:w16="http://schemas.microsoft.com/office/word/2018/wordml" xmlns:w16sdtdh="http://schemas.microsoft.com/office/word/2020/wordml/sdtdatahash" xmlns:w16se="http://schemas.microsoft.com/office/word/2015/wordml/symex" xmlns:wpg="http://schemas.microsoft.com/office/word/2010/wordprocessingGroup" xmlns:wpi="http://schemas.microsoft.com/office/word/2010/wordprocessingInk" xmlns:wne="http://schemas.microsoft.com/office/word/2006/wordml" xmlns:wps="http://schemas.microsoft.com/office/word/2010/wordprocessingShape" mc:Ignorable="w14 w15 w16se w16cid w16 w16cex w16sdtdh wp14">
   <w:body>
     <w:p>
       <w:pPr>
@@ -136,25 +136,7 @@
           <w:sz w:val="32"/>
           <w:szCs w:val="32"/>
         </w:rPr>
-        <w:t xml:space="preserve">Simalchaur, </w:t>
-      </w:r>
-      <w:bookmarkStart w:id="0" w:name="_GoBack"/>
-      <w:r>
-        <w:rPr>
-          <w:rFonts w:ascii="Times New Roman" w:hAnsi="Times New Roman" w:cs="Times New Roman"/>
-          <w:sz w:val="32"/>
-          <w:szCs w:val="32"/>
-        </w:rPr>
-        <w:t>Pokhara</w:t>
-      </w:r>
-      <w:bookmarkEnd w:id="0"/>
-      <w:r>
-        <w:rPr>
-          <w:rFonts w:ascii="Times New Roman" w:hAnsi="Times New Roman" w:cs="Times New Roman"/>
-          <w:sz w:val="32"/>
-          <w:szCs w:val="32"/>
-        </w:rPr>
-        <w:t>, Nepal</w:t>
+        <w:t>Simalchaur, Pokhara, Nepal</w:t>
       </w:r>
     </w:p>
     <w:p>
@@ -233,7 +215,7 @@
         </w:rPr>
         <w:t>“</w:t>
       </w:r>
-      <w:bookmarkStart w:id="1" w:name="_Hlk228999531"/>
+      <w:bookmarkStart w:id="0" w:name="_Hlk228999531"/>
       <w:r>
         <w:rPr>
           <w:rFonts w:ascii="Times New Roman" w:hAnsi="Times New Roman" w:cs="Times New Roman"/>
@@ -252,7 +234,7 @@
         </w:rPr>
         <w:t>-Buddy</w:t>
       </w:r>
-      <w:bookmarkEnd w:id="1"/>
+      <w:bookmarkEnd w:id="0"/>
       <w:r>
         <w:rPr>
           <w:rFonts w:ascii="Times New Roman" w:hAnsi="Times New Roman" w:cs="Times New Roman"/>
@@ -521,13 +503,23 @@
                 <w:szCs w:val="24"/>
               </w:rPr>
             </w:pPr>
+            <w:proofErr w:type="spellStart"/>
             <w:r>
               <w:rPr>
                 <w:rFonts w:ascii="Times New Roman" w:hAnsi="Times New Roman" w:cs="Times New Roman"/>
                 <w:sz w:val="24"/>
                 <w:szCs w:val="24"/>
               </w:rPr>
-              <w:t>Depika Kumari Sharma</w:t>
+              <w:t>Depika</w:t>
+            </w:r>
+            <w:proofErr w:type="spellEnd"/>
+            <w:r>
+              <w:rPr>
+                <w:rFonts w:ascii="Times New Roman" w:hAnsi="Times New Roman" w:cs="Times New Roman"/>
+                <w:sz w:val="24"/>
+                <w:szCs w:val="24"/>
+              </w:rPr>
+              <w:t xml:space="preserve"> Kumari Sharma</w:t>
             </w:r>
           </w:p>
         </w:tc>
@@ -615,7 +607,113 @@
                 <w:sz w:val="24"/>
                 <w:szCs w:val="24"/>
               </w:rPr>
-              <w:t>Sampada Pahari</w:t>
+              <w:t>Prasid Gautam</w:t>
+            </w:r>
+          </w:p>
+        </w:tc>
+        <w:tc>
+          <w:tcPr>
+            <w:tcW w:w="2880" w:type="dxa"/>
+          </w:tcPr>
+          <w:p>
+            <w:pPr>
+              <w:spacing w:line="360" w:lineRule="auto"/>
+              <w:rPr>
+                <w:rFonts w:ascii="Times New Roman" w:hAnsi="Times New Roman" w:cs="Times New Roman"/>
+                <w:sz w:val="24"/>
+                <w:szCs w:val="24"/>
+              </w:rPr>
+            </w:pPr>
+            <w:r>
+              <w:rPr>
+                <w:rFonts w:ascii="Times New Roman" w:hAnsi="Times New Roman" w:cs="Times New Roman"/>
+                <w:sz w:val="24"/>
+                <w:szCs w:val="24"/>
+              </w:rPr>
+              <w:t>BCA/</w:t>
+            </w:r>
+            <w:r>
+              <w:rPr>
+                <w:rFonts w:ascii="Times New Roman" w:hAnsi="Times New Roman" w:cs="Times New Roman"/>
+                <w:sz w:val="24"/>
+                <w:szCs w:val="24"/>
+              </w:rPr>
+              <w:t>4</w:t>
+            </w:r>
+            <w:r>
+              <w:rPr>
+                <w:rFonts w:ascii="Times New Roman" w:hAnsi="Times New Roman" w:cs="Times New Roman"/>
+                <w:sz w:val="24"/>
+                <w:szCs w:val="24"/>
+                <w:vertAlign w:val="superscript"/>
+              </w:rPr>
+              <w:t>th</w:t>
+            </w:r>
+          </w:p>
+        </w:tc>
+        <w:tc>
+          <w:tcPr>
+            <w:tcW w:w="3024" w:type="dxa"/>
+          </w:tcPr>
+          <w:p>
+            <w:pPr>
+              <w:spacing w:line="360" w:lineRule="auto"/>
+              <w:rPr>
+                <w:rFonts w:ascii="Times New Roman" w:hAnsi="Times New Roman" w:cs="Times New Roman"/>
+                <w:sz w:val="24"/>
+                <w:szCs w:val="24"/>
+              </w:rPr>
+            </w:pPr>
+            <w:r>
+              <w:rPr>
+                <w:rFonts w:ascii="Times New Roman" w:hAnsi="Times New Roman" w:cs="Times New Roman"/>
+                <w:sz w:val="24"/>
+                <w:szCs w:val="24"/>
+              </w:rPr>
+              <w:t>2024-1-53-01</w:t>
+            </w:r>
+            <w:r>
+              <w:rPr>
+                <w:rFonts w:ascii="Times New Roman" w:hAnsi="Times New Roman" w:cs="Times New Roman"/>
+                <w:sz w:val="24"/>
+                <w:szCs w:val="24"/>
+              </w:rPr>
+              <w:t>74</w:t>
+            </w:r>
+          </w:p>
+        </w:tc>
+      </w:tr>
+      <w:tr>
+        <w:tc>
+          <w:tcPr>
+            <w:tcW w:w="2841" w:type="dxa"/>
+          </w:tcPr>
+          <w:p>
+            <w:pPr>
+              <w:spacing w:line="360" w:lineRule="auto"/>
+              <w:rPr>
+                <w:rFonts w:ascii="Times New Roman" w:hAnsi="Times New Roman" w:cs="Times New Roman"/>
+                <w:sz w:val="24"/>
+                <w:szCs w:val="24"/>
+              </w:rPr>
+            </w:pPr>
+            <w:proofErr w:type="spellStart"/>
+            <w:r>
+              <w:rPr>
+                <w:rFonts w:ascii="Times New Roman" w:hAnsi="Times New Roman" w:cs="Times New Roman"/>
+                <w:sz w:val="24"/>
+                <w:szCs w:val="24"/>
+              </w:rPr>
+              <w:t>Sampada</w:t>
+            </w:r>
+            <w:proofErr w:type="spellEnd"/>
+            <w:r>
+              <w:rPr>
+                <w:rFonts w:ascii="Times New Roman" w:hAnsi="Times New Roman" w:cs="Times New Roman"/>
+                <w:sz w:val="24"/>
+                <w:szCs w:val="24"/>
+              </w:rPr>
+              <w:t xml:space="preserve"> Pahari</w:t>
             </w:r>
           </w:p>
         </w:tc>
@@ -697,94 +795,6 @@
                 <w:szCs w:val="24"/>
               </w:rPr>
             </w:pPr>
-            <w:r>
-              <w:rPr>
-                <w:rFonts w:ascii="Times New Roman" w:hAnsi="Times New Roman" w:cs="Times New Roman"/>
-                <w:sz w:val="24"/>
-                <w:szCs w:val="24"/>
-              </w:rPr>
-              <w:t>Prasid Gautam</w:t>
-            </w:r>
-          </w:p>
-        </w:tc>
-        <w:tc>
-          <w:tcPr>
-            <w:tcW w:w="2880" w:type="dxa"/>
-          </w:tcPr>
-          <w:p>
-            <w:pPr>
-              <w:spacing w:line="360" w:lineRule="auto"/>
-              <w:rPr>
-                <w:rFonts w:ascii="Times New Roman" w:hAnsi="Times New Roman" w:cs="Times New Roman"/>
-                <w:sz w:val="24"/>
-                <w:szCs w:val="24"/>
-              </w:rPr>
-            </w:pPr>
-            <w:r>
-              <w:rPr>
-                <w:rFonts w:ascii="Times New Roman" w:hAnsi="Times New Roman" w:cs="Times New Roman"/>
-                <w:sz w:val="24"/>
-                <w:szCs w:val="24"/>
-              </w:rPr>
-              <w:t>BCA/</w:t>
-            </w:r>
-            <w:r>
-              <w:rPr>
-                <w:rFonts w:ascii="Times New Roman" w:hAnsi="Times New Roman" w:cs="Times New Roman"/>
-                <w:sz w:val="24"/>
-                <w:szCs w:val="24"/>
-              </w:rPr>
-              <w:t>4</w:t>
-            </w:r>
-            <w:r>
-              <w:rPr>
-                <w:rFonts w:ascii="Times New Roman" w:hAnsi="Times New Roman" w:cs="Times New Roman"/>
-                <w:sz w:val="24"/>
-                <w:szCs w:val="24"/>
-                <w:vertAlign w:val="superscript"/>
-              </w:rPr>
-              <w:t>th</w:t>
-            </w:r>
-          </w:p>
-        </w:tc>
-        <w:tc>
-          <w:tcPr>
-            <w:tcW w:w="3024" w:type="dxa"/>
-          </w:tcPr>
-          <w:p>
-            <w:pPr>
-              <w:spacing w:line="360" w:lineRule="auto"/>
-              <w:rPr>
-                <w:rFonts w:ascii="Times New Roman" w:hAnsi="Times New Roman" w:cs="Times New Roman"/>
-                <w:sz w:val="24"/>
-                <w:szCs w:val="24"/>
-              </w:rPr>
-            </w:pPr>
-            <w:r>
-              <w:rPr>
-                <w:rFonts w:ascii="Times New Roman" w:hAnsi="Times New Roman" w:cs="Times New Roman"/>
-                <w:sz w:val="24"/>
-                <w:szCs w:val="24"/>
-              </w:rPr>
-              <w:t>2024-1-53</w:t>
-            </w:r>
-          </w:p>
-        </w:tc>
-      </w:tr>
-      <w:tr>
-        <w:tc>
-          <w:tcPr>
-            <w:tcW w:w="2841" w:type="dxa"/>
-          </w:tcPr>
-          <w:p>
-            <w:pPr>
-              <w:spacing w:line="360" w:lineRule="auto"/>
-              <w:rPr>
-                <w:rFonts w:ascii="Times New Roman" w:hAnsi="Times New Roman" w:cs="Times New Roman"/>
-                <w:sz w:val="24"/>
-                <w:szCs w:val="24"/>
-              </w:rPr>
-            </w:pPr>
           </w:p>
         </w:tc>
         <w:tc>
@@ -932,7 +942,6 @@
           <w:docPartUnique/>
         </w:docPartObj>
       </w:sdtPr>
-      <w:sdtEndPr/>
       <w:sdtContent>
         <w:sdt>
           <w:sdtPr>
@@ -950,7 +959,6 @@
               <w:docPartUnique/>
             </w:docPartObj>
           </w:sdtPr>
-          <w:sdtEndPr/>
           <w:sdtContent>
             <w:p>
               <w:pPr>
@@ -1745,7 +1753,7 @@
           <w:szCs w:val="32"/>
         </w:rPr>
       </w:pPr>
-      <w:bookmarkStart w:id="2" w:name="_Toc197253253"/>
+      <w:bookmarkStart w:id="1" w:name="_Toc197253253"/>
       <w:r>
         <w:rPr>
           <w:rFonts w:ascii="Times New Roman" w:hAnsi="Times New Roman" w:cs="Times New Roman"/>
@@ -1757,7 +1765,7 @@
         <w:lastRenderedPageBreak/>
         <w:t>List Of Figures</w:t>
       </w:r>
-      <w:bookmarkEnd w:id="2"/>
+      <w:bookmarkEnd w:id="1"/>
     </w:p>
     <w:sdt>
       <w:sdtPr>
@@ -2104,7 +2112,7 @@
           <w:color w:val="auto"/>
         </w:rPr>
       </w:pPr>
-      <w:bookmarkStart w:id="3" w:name="_Toc229078641"/>
+      <w:bookmarkStart w:id="2" w:name="_Toc229078641"/>
       <w:r>
         <w:rPr>
           <w:rFonts w:cs="Times New Roman"/>
@@ -2122,7 +2130,7 @@
         </w:rPr>
         <w:t>Introduction:</w:t>
       </w:r>
-      <w:bookmarkEnd w:id="3"/>
+      <w:bookmarkEnd w:id="2"/>
     </w:p>
     <w:p>
       <w:pPr>
@@ -2188,7 +2196,7 @@
           <w:rFonts w:asciiTheme="majorHAnsi" w:hAnsiTheme="majorHAnsi" w:cstheme="majorHAnsi"/>
         </w:rPr>
       </w:pPr>
-      <w:bookmarkStart w:id="4" w:name="_Toc196923482"/>
+      <w:bookmarkStart w:id="3" w:name="_Toc196923482"/>
     </w:p>
     <w:p>
       <w:pPr>
@@ -2264,7 +2272,7 @@
           <w:bCs/>
         </w:rPr>
       </w:pPr>
-      <w:bookmarkStart w:id="5" w:name="_Toc229078642"/>
+      <w:bookmarkStart w:id="4" w:name="_Toc229078642"/>
       <w:r>
         <w:rPr>
           <w:rFonts w:cs="Times New Roman"/>
@@ -2273,7 +2281,7 @@
         <w:lastRenderedPageBreak/>
         <w:t>2. P</w:t>
       </w:r>
-      <w:bookmarkEnd w:id="4"/>
+      <w:bookmarkEnd w:id="3"/>
       <w:r>
         <w:rPr>
           <w:rFonts w:cs="Times New Roman"/>
@@ -2281,7 +2289,7 @@
         </w:rPr>
         <w:t>roblem Statement:</w:t>
       </w:r>
-      <w:bookmarkEnd w:id="5"/>
+      <w:bookmarkEnd w:id="4"/>
     </w:p>
     <w:p>
       <w:pPr>
@@ -2527,8 +2535,8 @@
           <w:color w:val="auto"/>
         </w:rPr>
       </w:pPr>
-      <w:bookmarkStart w:id="6" w:name="_Toc196923483"/>
-      <w:bookmarkStart w:id="7" w:name="_Toc229078643"/>
+      <w:bookmarkStart w:id="5" w:name="_Toc196923483"/>
+      <w:bookmarkStart w:id="6" w:name="_Toc229078643"/>
       <w:r>
         <w:rPr>
           <w:rFonts w:cs="Times New Roman"/>
@@ -2546,7 +2554,7 @@
         </w:rPr>
         <w:t>O</w:t>
       </w:r>
-      <w:bookmarkEnd w:id="6"/>
+      <w:bookmarkEnd w:id="5"/>
       <w:r>
         <w:rPr>
           <w:rFonts w:cs="Times New Roman"/>
@@ -2555,7 +2563,7 @@
         </w:rPr>
         <w:t>bjectives:</w:t>
       </w:r>
-      <w:bookmarkEnd w:id="7"/>
+      <w:bookmarkEnd w:id="6"/>
     </w:p>
     <w:p>
       <w:pPr>
@@ -2787,8 +2795,8 @@
         <w:spacing w:line="360" w:lineRule="auto"/>
         <w:jc w:val="both"/>
       </w:pPr>
-      <w:bookmarkStart w:id="8" w:name="_Toc196205397"/>
-      <w:bookmarkStart w:id="9" w:name="_Toc196923484"/>
+      <w:bookmarkStart w:id="7" w:name="_Toc196205397"/>
+      <w:bookmarkStart w:id="8" w:name="_Toc196923484"/>
     </w:p>
     <w:p>
       <w:pPr>
@@ -2837,7 +2845,7 @@
           <w:color w:val="auto"/>
         </w:rPr>
       </w:pPr>
-      <w:bookmarkStart w:id="10" w:name="_Toc229078644"/>
+      <w:bookmarkStart w:id="9" w:name="_Toc229078644"/>
       <w:r>
         <w:rPr>
           <w:rFonts w:cs="Times New Roman"/>
@@ -2863,7 +2871,7 @@
         </w:rPr>
         <w:t>Background Study:</w:t>
       </w:r>
-      <w:bookmarkEnd w:id="10"/>
+      <w:bookmarkEnd w:id="9"/>
     </w:p>
     <w:p>
       <w:pPr>
@@ -3537,7 +3545,7 @@
           <w:color w:val="auto"/>
         </w:rPr>
       </w:pPr>
-      <w:bookmarkStart w:id="11" w:name="_Toc229078645"/>
+      <w:bookmarkStart w:id="10" w:name="_Toc229078645"/>
       <w:r>
         <w:rPr>
           <w:rFonts w:cs="Times New Roman"/>
@@ -3547,9 +3555,9 @@
         <w:lastRenderedPageBreak/>
         <w:t>Methodology:</w:t>
       </w:r>
+      <w:bookmarkEnd w:id="7"/>
       <w:bookmarkEnd w:id="8"/>
-      <w:bookmarkEnd w:id="9"/>
-      <w:bookmarkEnd w:id="11"/>
+      <w:bookmarkEnd w:id="10"/>
     </w:p>
     <w:p>
       <w:pPr>
@@ -3912,8 +3920,8 @@
           <w:szCs w:val="32"/>
         </w:rPr>
       </w:pPr>
-      <w:bookmarkStart w:id="12" w:name="_Toc196205398"/>
-      <w:bookmarkStart w:id="13" w:name="_Toc196923485"/>
+      <w:bookmarkStart w:id="11" w:name="_Toc196205398"/>
+      <w:bookmarkStart w:id="12" w:name="_Toc196923485"/>
     </w:p>
     <w:p>
       <w:pPr>
@@ -3927,7 +3935,7 @@
           <w:color w:val="auto"/>
         </w:rPr>
       </w:pPr>
-      <w:bookmarkStart w:id="14" w:name="_Toc229078646"/>
+      <w:bookmarkStart w:id="13" w:name="_Toc229078646"/>
       <w:r>
         <w:rPr>
           <w:rFonts w:cstheme="majorHAnsi"/>
@@ -3994,8 +4002,8 @@
         </w:rPr>
         <w:t>G</w:t>
       </w:r>
+      <w:bookmarkEnd w:id="11"/>
       <w:bookmarkEnd w:id="12"/>
-      <w:bookmarkEnd w:id="13"/>
       <w:r>
         <w:rPr>
           <w:rFonts w:cs="Times New Roman"/>
@@ -4012,7 +4020,7 @@
         </w:rPr>
         <w:t>:</w:t>
       </w:r>
-      <w:bookmarkEnd w:id="14"/>
+      <w:bookmarkEnd w:id="13"/>
     </w:p>
     <w:p>
       <w:pPr>
@@ -4271,7 +4279,7 @@
       <w:pPr>
         <w:spacing w:line="360" w:lineRule="auto"/>
       </w:pPr>
-      <w:bookmarkStart w:id="15" w:name="_Toc196923486"/>
+      <w:bookmarkStart w:id="14" w:name="_Toc196923486"/>
     </w:p>
     <w:p>
       <w:pPr>
@@ -4304,7 +4312,7 @@
           <w:color w:val="auto"/>
         </w:rPr>
       </w:pPr>
-      <w:bookmarkStart w:id="16" w:name="_Toc229078647"/>
+      <w:bookmarkStart w:id="15" w:name="_Toc229078647"/>
       <w:r>
         <w:rPr>
           <w:rFonts w:cs="Times New Roman"/>
@@ -4322,7 +4330,7 @@
         </w:rPr>
         <w:t>Requirement Document:</w:t>
       </w:r>
-      <w:bookmarkEnd w:id="16"/>
+      <w:bookmarkEnd w:id="15"/>
     </w:p>
     <w:p>
       <w:pPr>
@@ -4337,8 +4345,8 @@
           <w:szCs w:val="28"/>
         </w:rPr>
       </w:pPr>
-      <w:bookmarkStart w:id="17" w:name="_Toc204546100"/>
-      <w:bookmarkStart w:id="18" w:name="_Toc229078648"/>
+      <w:bookmarkStart w:id="16" w:name="_Toc204546100"/>
+      <w:bookmarkStart w:id="17" w:name="_Toc229078648"/>
       <w:r>
         <w:rPr>
           <w:rFonts w:cs="Times New Roman"/>
@@ -4349,8 +4357,8 @@
         </w:rPr>
         <w:t>6.1 Functional Requirements</w:t>
       </w:r>
+      <w:bookmarkEnd w:id="16"/>
       <w:bookmarkEnd w:id="17"/>
-      <w:bookmarkEnd w:id="18"/>
     </w:p>
     <w:p>
       <w:pPr>
@@ -5102,7 +5110,7 @@
         </w:rPr>
         <w:t xml:space="preserve"> </w:t>
       </w:r>
-      <w:bookmarkStart w:id="19" w:name="_Toc229078649"/>
+      <w:bookmarkStart w:id="18" w:name="_Toc229078649"/>
       <w:r>
         <w:rPr>
           <w:rFonts w:ascii="Times New Roman" w:eastAsia="Times New Roman" w:hAnsi="Times New Roman" w:cs="Times New Roman"/>
@@ -5133,7 +5141,7 @@
         </w:rPr>
         <w:t>Non-Functional Requirements</w:t>
       </w:r>
-      <w:bookmarkEnd w:id="19"/>
+      <w:bookmarkEnd w:id="18"/>
     </w:p>
     <w:p>
       <w:pPr>
@@ -5580,7 +5588,7 @@
         </w:rPr>
       </w:pPr>
     </w:p>
-    <w:bookmarkEnd w:id="15"/>
+    <w:bookmarkEnd w:id="14"/>
     <w:p>
       <w:pPr>
         <w:rPr>
@@ -5597,12 +5605,12 @@
         <w:spacing w:before="0" w:after="240" w:line="360" w:lineRule="auto"/>
         <w:jc w:val="both"/>
       </w:pPr>
-      <w:bookmarkStart w:id="20" w:name="_Toc229078650"/>
+      <w:bookmarkStart w:id="19" w:name="_Toc229078650"/>
       <w:r>
         <w:lastRenderedPageBreak/>
         <w:t>7. System design</w:t>
       </w:r>
-      <w:bookmarkEnd w:id="20"/>
+      <w:bookmarkEnd w:id="19"/>
     </w:p>
     <w:p>
       <w:pPr>
@@ -6403,7 +6411,7 @@
         <w:spacing w:before="0" w:after="240" w:line="360" w:lineRule="auto"/>
         <w:jc w:val="both"/>
       </w:pPr>
-      <w:bookmarkStart w:id="21" w:name="_Toc229078651"/>
+      <w:bookmarkStart w:id="20" w:name="_Toc229078651"/>
       <w:r>
         <w:lastRenderedPageBreak/>
         <w:t>7</w:t>
@@ -6417,7 +6425,7 @@
       <w:r>
         <w:t>Deliverables:</w:t>
       </w:r>
-      <w:bookmarkEnd w:id="21"/>
+      <w:bookmarkEnd w:id="20"/>
     </w:p>
     <w:p>
       <w:pPr>
@@ -6624,7 +6632,7 @@
 </file>
 
 <file path=word/endnotes.xml><?xml version="1.0" encoding="utf-8"?>
-<w:endnotes xmlns:wpc="http://schemas.microsoft.com/office/word/2010/wordprocessingCanvas" xmlns:cx="http://schemas.microsoft.com/office/drawing/2014/chartex" xmlns:mc="http://schemas.openxmlformats.org/markup-compatibility/2006" xmlns:o="urn:schemas-microsoft-com:office:office" xmlns:r="http://schemas.openxmlformats.org/officeDocument/2006/relationships" xmlns:m="http://schemas.openxmlformats.org/officeDocument/2006/math" xmlns:v="urn:schemas-microsoft-com:vml" xmlns:wp14="http://schemas.microsoft.com/office/word/2010/wordprocessingDrawing" xmlns:wp="http://schemas.openxmlformats.org/drawingml/2006/wordprocessingDrawing" xmlns:w10="urn:schemas-microsoft-com:office:word" xmlns:w="http://schemas.openxmlformats.org/wordprocessingml/2006/main" xmlns:w14="http://schemas.microsoft.com/office/word/2010/wordml" xmlns:w15="http://schemas.microsoft.com/office/word/2012/wordml" xmlns:w16se="http://schemas.microsoft.com/office/word/2015/wordml/symex" xmlns:wpg="http://schemas.microsoft.com/office/word/2010/wordprocessingGroup" xmlns:wpi="http://schemas.microsoft.com/office/word/2010/wordprocessingInk" xmlns:wne="http://schemas.microsoft.com/office/word/2006/wordml" xmlns:wps="http://schemas.microsoft.com/office/word/2010/wordprocessingShape" mc:Ignorable="w14 w15 w16se wp14">
+<w:endnotes xmlns:wpc="http://schemas.microsoft.com/office/word/2010/wordprocessingCanvas" xmlns:cx="http://schemas.microsoft.com/office/drawing/2014/chartex" xmlns:cx1="http://schemas.microsoft.com/office/drawing/2015/9/8/chartex" xmlns:cx2="http://schemas.microsoft.com/office/drawing/2015/10/21/chartex" xmlns:cx3="http://schemas.microsoft.com/office/drawing/2016/5/9/chartex" xmlns:cx4="http://schemas.microsoft.com/office/drawing/2016/5/10/chartex" xmlns:cx5="http://schemas.microsoft.com/office/drawing/2016/5/11/chartex" xmlns:cx6="http://schemas.microsoft.com/office/drawing/2016/5/12/chartex" xmlns:cx7="http://schemas.microsoft.com/office/drawing/2016/5/13/chartex" xmlns:cx8="http://schemas.microsoft.com/office/drawing/2016/5/14/chartex" xmlns:mc="http://schemas.openxmlformats.org/markup-compatibility/2006" xmlns:aink="http://schemas.microsoft.com/office/drawing/2016/ink" xmlns:am3d="http://schemas.microsoft.com/office/drawing/2017/model3d" xmlns:o="urn:schemas-microsoft-com:office:office" xmlns:oel="http://schemas.microsoft.com/office/2019/extlst" xmlns:r="http://schemas.openxmlformats.org/officeDocument/2006/relationships" xmlns:m="http://schemas.openxmlformats.org/officeDocument/2006/math" xmlns:v="urn:schemas-microsoft-com:vml" xmlns:wp14="http://schemas.microsoft.com/office/word/2010/wordprocessingDrawing" xmlns:wp="http://schemas.openxmlformats.org/drawingml/2006/wordprocessingDrawing" xmlns:w10="urn:schemas-microsoft-com:office:word" xmlns:w="http://schemas.openxmlformats.org/wordprocessingml/2006/main" xmlns:w14="http://schemas.microsoft.com/office/word/2010/wordml" xmlns:w15="http://schemas.microsoft.com/office/word/2012/wordml" xmlns:w16cex="http://schemas.microsoft.com/office/word/2018/wordml/cex" xmlns:w16cid="http://schemas.microsoft.com/office/word/2016/wordml/cid" xmlns:w16="http://schemas.microsoft.com/office/word/2018/wordml" xmlns:w16sdtdh="http://schemas.microsoft.com/office/word/2020/wordml/sdtdatahash" xmlns:w16se="http://schemas.microsoft.com/office/word/2015/wordml/symex" xmlns:wpg="http://schemas.microsoft.com/office/word/2010/wordprocessingGroup" xmlns:wpi="http://schemas.microsoft.com/office/word/2010/wordprocessingInk" xmlns:wne="http://schemas.microsoft.com/office/word/2006/wordml" xmlns:wps="http://schemas.microsoft.com/office/word/2010/wordprocessingShape" mc:Ignorable="w14 w15 w16se w16cid w16 w16cex w16sdtdh wp14">
   <w:endnote w:type="separator" w:id="-1">
     <w:p>
       <w:pPr>
@@ -6649,7 +6657,7 @@
 </file>
 
 <file path=word/footer1.xml><?xml version="1.0" encoding="utf-8"?>
-<w:ftr xmlns:wpc="http://schemas.microsoft.com/office/word/2010/wordprocessingCanvas" xmlns:cx="http://schemas.microsoft.com/office/drawing/2014/chartex" xmlns:mc="http://schemas.openxmlformats.org/markup-compatibility/2006" xmlns:o="urn:schemas-microsoft-com:office:office" xmlns:r="http://schemas.openxmlformats.org/officeDocument/2006/relationships" xmlns:m="http://schemas.openxmlformats.org/officeDocument/2006/math" xmlns:v="urn:schemas-microsoft-com:vml" xmlns:wp14="http://schemas.microsoft.com/office/word/2010/wordprocessingDrawing" xmlns:wp="http://schemas.openxmlformats.org/drawingml/2006/wordprocessingDrawing" xmlns:w10="urn:schemas-microsoft-com:office:word" xmlns:w="http://schemas.openxmlformats.org/wordprocessingml/2006/main" xmlns:w14="http://schemas.microsoft.com/office/word/2010/wordml" xmlns:w15="http://schemas.microsoft.com/office/word/2012/wordml" xmlns:w16se="http://schemas.microsoft.com/office/word/2015/wordml/symex" xmlns:wpg="http://schemas.microsoft.com/office/word/2010/wordprocessingGroup" xmlns:wpi="http://schemas.microsoft.com/office/word/2010/wordprocessingInk" xmlns:wne="http://schemas.microsoft.com/office/word/2006/wordml" xmlns:wps="http://schemas.microsoft.com/office/word/2010/wordprocessingShape" mc:Ignorable="w14 w15 w16se wp14">
+<w:ftr xmlns:wpc="http://schemas.microsoft.com/office/word/2010/wordprocessingCanvas" xmlns:cx="http://schemas.microsoft.com/office/drawing/2014/chartex" xmlns:cx1="http://schemas.microsoft.com/office/drawing/2015/9/8/chartex" xmlns:cx2="http://schemas.microsoft.com/office/drawing/2015/10/21/chartex" xmlns:cx3="http://schemas.microsoft.com/office/drawing/2016/5/9/chartex" xmlns:cx4="http://schemas.microsoft.com/office/drawing/2016/5/10/chartex" xmlns:cx5="http://schemas.microsoft.com/office/drawing/2016/5/11/chartex" xmlns:cx6="http://schemas.microsoft.com/office/drawing/2016/5/12/chartex" xmlns:cx7="http://schemas.microsoft.com/office/drawing/2016/5/13/chartex" xmlns:cx8="http://schemas.microsoft.com/office/drawing/2016/5/14/chartex" xmlns:mc="http://schemas.openxmlformats.org/markup-compatibility/2006" xmlns:aink="http://schemas.microsoft.com/office/drawing/2016/ink" xmlns:am3d="http://schemas.microsoft.com/office/drawing/2017/model3d" xmlns:o="urn:schemas-microsoft-com:office:office" xmlns:oel="http://schemas.microsoft.com/office/2019/extlst" xmlns:r="http://schemas.openxmlformats.org/officeDocument/2006/relationships" xmlns:m="http://schemas.openxmlformats.org/officeDocument/2006/math" xmlns:v="urn:schemas-microsoft-com:vml" xmlns:wp14="http://schemas.microsoft.com/office/word/2010/wordprocessingDrawing" xmlns:wp="http://schemas.openxmlformats.org/drawingml/2006/wordprocessingDrawing" xmlns:w10="urn:schemas-microsoft-com:office:word" xmlns:w="http://schemas.openxmlformats.org/wordprocessingml/2006/main" xmlns:w14="http://schemas.microsoft.com/office/word/2010/wordml" xmlns:w15="http://schemas.microsoft.com/office/word/2012/wordml" xmlns:w16cex="http://schemas.microsoft.com/office/word/2018/wordml/cex" xmlns:w16cid="http://schemas.microsoft.com/office/word/2016/wordml/cid" xmlns:w16="http://schemas.microsoft.com/office/word/2018/wordml" xmlns:w16sdtdh="http://schemas.microsoft.com/office/word/2020/wordml/sdtdatahash" xmlns:w16se="http://schemas.microsoft.com/office/word/2015/wordml/symex" xmlns:wpg="http://schemas.microsoft.com/office/word/2010/wordprocessingGroup" xmlns:wpi="http://schemas.microsoft.com/office/word/2010/wordprocessingInk" xmlns:wne="http://schemas.microsoft.com/office/word/2006/wordml" xmlns:wps="http://schemas.microsoft.com/office/word/2010/wordprocessingShape" mc:Ignorable="w14 w15 w16se w16cid w16 w16cex w16sdtdh wp14">
   <w:sdt>
     <w:sdtPr>
       <w:id w:val="603768677"/>
@@ -6718,7 +6726,7 @@
 </file>
 
 <file path=word/footer2.xml><?xml version="1.0" encoding="utf-8"?>
-<w:ftr xmlns:wpc="http://schemas.microsoft.com/office/word/2010/wordprocessingCanvas" xmlns:cx="http://schemas.microsoft.com/office/drawing/2014/chartex" xmlns:mc="http://schemas.openxmlformats.org/markup-compatibility/2006" xmlns:o="urn:schemas-microsoft-com:office:office" xmlns:r="http://schemas.openxmlformats.org/officeDocument/2006/relationships" xmlns:m="http://schemas.openxmlformats.org/officeDocument/2006/math" xmlns:v="urn:schemas-microsoft-com:vml" xmlns:wp14="http://schemas.microsoft.com/office/word/2010/wordprocessingDrawing" xmlns:wp="http://schemas.openxmlformats.org/drawingml/2006/wordprocessingDrawing" xmlns:w10="urn:schemas-microsoft-com:office:word" xmlns:w="http://schemas.openxmlformats.org/wordprocessingml/2006/main" xmlns:w14="http://schemas.microsoft.com/office/word/2010/wordml" xmlns:w15="http://schemas.microsoft.com/office/word/2012/wordml" xmlns:w16se="http://schemas.microsoft.com/office/word/2015/wordml/symex" xmlns:wpg="http://schemas.microsoft.com/office/word/2010/wordprocessingGroup" xmlns:wpi="http://schemas.microsoft.com/office/word/2010/wordprocessingInk" xmlns:wne="http://schemas.microsoft.com/office/word/2006/wordml" xmlns:wps="http://schemas.microsoft.com/office/word/2010/wordprocessingShape" mc:Ignorable="w14 w15 w16se wp14">
+<w:ftr xmlns:wpc="http://schemas.microsoft.com/office/word/2010/wordprocessingCanvas" xmlns:cx="http://schemas.microsoft.com/office/drawing/2014/chartex" xmlns:cx1="http://schemas.microsoft.com/office/drawing/2015/9/8/chartex" xmlns:cx2="http://schemas.microsoft.com/office/drawing/2015/10/21/chartex" xmlns:cx3="http://schemas.microsoft.com/office/drawing/2016/5/9/chartex" xmlns:cx4="http://schemas.microsoft.com/office/drawing/2016/5/10/chartex" xmlns:cx5="http://schemas.microsoft.com/office/drawing/2016/5/11/chartex" xmlns:cx6="http://schemas.microsoft.com/office/drawing/2016/5/12/chartex" xmlns:cx7="http://schemas.microsoft.com/office/drawing/2016/5/13/chartex" xmlns:cx8="http://schemas.microsoft.com/office/drawing/2016/5/14/chartex" xmlns:mc="http://schemas.openxmlformats.org/markup-compatibility/2006" xmlns:aink="http://schemas.microsoft.com/office/drawing/2016/ink" xmlns:am3d="http://schemas.microsoft.com/office/drawing/2017/model3d" xmlns:o="urn:schemas-microsoft-com:office:office" xmlns:oel="http://schemas.microsoft.com/office/2019/extlst" xmlns:r="http://schemas.openxmlformats.org/officeDocument/2006/relationships" xmlns:m="http://schemas.openxmlformats.org/officeDocument/2006/math" xmlns:v="urn:schemas-microsoft-com:vml" xmlns:wp14="http://schemas.microsoft.com/office/word/2010/wordprocessingDrawing" xmlns:wp="http://schemas.openxmlformats.org/drawingml/2006/wordprocessingDrawing" xmlns:w10="urn:schemas-microsoft-com:office:word" xmlns:w="http://schemas.openxmlformats.org/wordprocessingml/2006/main" xmlns:w14="http://schemas.microsoft.com/office/word/2010/wordml" xmlns:w15="http://schemas.microsoft.com/office/word/2012/wordml" xmlns:w16cex="http://schemas.microsoft.com/office/word/2018/wordml/cex" xmlns:w16cid="http://schemas.microsoft.com/office/word/2016/wordml/cid" xmlns:w16="http://schemas.microsoft.com/office/word/2018/wordml" xmlns:w16sdtdh="http://schemas.microsoft.com/office/word/2020/wordml/sdtdatahash" xmlns:w16se="http://schemas.microsoft.com/office/word/2015/wordml/symex" xmlns:wpg="http://schemas.microsoft.com/office/word/2010/wordprocessingGroup" xmlns:wpi="http://schemas.microsoft.com/office/word/2010/wordprocessingInk" xmlns:wne="http://schemas.microsoft.com/office/word/2006/wordml" xmlns:wps="http://schemas.microsoft.com/office/word/2010/wordprocessingShape" mc:Ignorable="w14 w15 w16se w16cid w16 w16cex w16sdtdh wp14">
   <w:p>
     <w:pPr>
       <w:pStyle w:val="Footer"/>
@@ -6734,7 +6742,7 @@
 </file>
 
 <file path=word/footnotes.xml><?xml version="1.0" encoding="utf-8"?>
-<w:footnotes xmlns:wpc="http://schemas.microsoft.com/office/word/2010/wordprocessingCanvas" xmlns:cx="http://schemas.microsoft.com/office/drawing/2014/chartex" xmlns:mc="http://schemas.openxmlformats.org/markup-compatibility/2006" xmlns:o="urn:schemas-microsoft-com:office:office" xmlns:r="http://schemas.openxmlformats.org/officeDocument/2006/relationships" xmlns:m="http://schemas.openxmlformats.org/officeDocument/2006/math" xmlns:v="urn:schemas-microsoft-com:vml" xmlns:wp14="http://schemas.microsoft.com/office/word/2010/wordprocessingDrawing" xmlns:wp="http://schemas.openxmlformats.org/drawingml/2006/wordprocessingDrawing" xmlns:w10="urn:schemas-microsoft-com:office:word" xmlns:w="http://schemas.openxmlformats.org/wordprocessingml/2006/main" xmlns:w14="http://schemas.microsoft.com/office/word/2010/wordml" xmlns:w15="http://schemas.microsoft.com/office/word/2012/wordml" xmlns:w16se="http://schemas.microsoft.com/office/word/2015/wordml/symex" xmlns:wpg="http://schemas.microsoft.com/office/word/2010/wordprocessingGroup" xmlns:wpi="http://schemas.microsoft.com/office/word/2010/wordprocessingInk" xmlns:wne="http://schemas.microsoft.com/office/word/2006/wordml" xmlns:wps="http://schemas.microsoft.com/office/word/2010/wordprocessingShape" mc:Ignorable="w14 w15 w16se wp14">
+<w:footnotes xmlns:wpc="http://schemas.microsoft.com/office/word/2010/wordprocessingCanvas" xmlns:cx="http://schemas.microsoft.com/office/drawing/2014/chartex" xmlns:cx1="http://schemas.microsoft.com/office/drawing/2015/9/8/chartex" xmlns:cx2="http://schemas.microsoft.com/office/drawing/2015/10/21/chartex" xmlns:cx3="http://schemas.microsoft.com/office/drawing/2016/5/9/chartex" xmlns:cx4="http://schemas.microsoft.com/office/drawing/2016/5/10/chartex" xmlns:cx5="http://schemas.microsoft.com/office/drawing/2016/5/11/chartex" xmlns:cx6="http://schemas.microsoft.com/office/drawing/2016/5/12/chartex" xmlns:cx7="http://schemas.microsoft.com/office/drawing/2016/5/13/chartex" xmlns:cx8="http://schemas.microsoft.com/office/drawing/2016/5/14/chartex" xmlns:mc="http://schemas.openxmlformats.org/markup-compatibility/2006" xmlns:aink="http://schemas.microsoft.com/office/drawing/2016/ink" xmlns:am3d="http://schemas.microsoft.com/office/drawing/2017/model3d" xmlns:o="urn:schemas-microsoft-com:office:office" xmlns:oel="http://schemas.microsoft.com/office/2019/extlst" xmlns:r="http://schemas.openxmlformats.org/officeDocument/2006/relationships" xmlns:m="http://schemas.openxmlformats.org/officeDocument/2006/math" xmlns:v="urn:schemas-microsoft-com:vml" xmlns:wp14="http://schemas.microsoft.com/office/word/2010/wordprocessingDrawing" xmlns:wp="http://schemas.openxmlformats.org/drawingml/2006/wordprocessingDrawing" xmlns:w10="urn:schemas-microsoft-com:office:word" xmlns:w="http://schemas.openxmlformats.org/wordprocessingml/2006/main" xmlns:w14="http://schemas.microsoft.com/office/word/2010/wordml" xmlns:w15="http://schemas.microsoft.com/office/word/2012/wordml" xmlns:w16cex="http://schemas.microsoft.com/office/word/2018/wordml/cex" xmlns:w16cid="http://schemas.microsoft.com/office/word/2016/wordml/cid" xmlns:w16="http://schemas.microsoft.com/office/word/2018/wordml" xmlns:w16sdtdh="http://schemas.microsoft.com/office/word/2020/wordml/sdtdatahash" xmlns:w16se="http://schemas.microsoft.com/office/word/2015/wordml/symex" xmlns:wpg="http://schemas.microsoft.com/office/word/2010/wordprocessingGroup" xmlns:wpi="http://schemas.microsoft.com/office/word/2010/wordprocessingInk" xmlns:wne="http://schemas.microsoft.com/office/word/2006/wordml" xmlns:wps="http://schemas.microsoft.com/office/word/2010/wordprocessingShape" mc:Ignorable="w14 w15 w16se w16cid w16 w16cex w16sdtdh wp14">
   <w:footnote w:type="separator" w:id="-1">
     <w:p>
       <w:pPr>
@@ -6759,7 +6767,7 @@
 </file>
 
 <file path=word/numbering.xml><?xml version="1.0" encoding="utf-8"?>
-<w:numbering xmlns:wpc="http://schemas.microsoft.com/office/word/2010/wordprocessingCanvas" xmlns:cx="http://schemas.microsoft.com/office/drawing/2014/chartex" xmlns:mc="http://schemas.openxmlformats.org/markup-compatibility/2006" xmlns:o="urn:schemas-microsoft-com:office:office" xmlns:r="http://schemas.openxmlformats.org/officeDocument/2006/relationships" xmlns:m="http://schemas.openxmlformats.org/officeDocument/2006/math" xmlns:v="urn:schemas-microsoft-com:vml" xmlns:wp14="http://schemas.microsoft.com/office/word/2010/wordprocessingDrawing" xmlns:wp="http://schemas.openxmlformats.org/drawingml/2006/wordprocessingDrawing" xmlns:w10="urn:schemas-microsoft-com:office:word" xmlns:w="http://schemas.openxmlformats.org/wordprocessingml/2006/main" xmlns:w14="http://schemas.microsoft.com/office/word/2010/wordml" xmlns:w15="http://schemas.microsoft.com/office/word/2012/wordml" xmlns:w16se="http://schemas.microsoft.com/office/word/2015/wordml/symex" xmlns:wpg="http://schemas.microsoft.com/office/word/2010/wordprocessingGroup" xmlns:wpi="http://schemas.microsoft.com/office/word/2010/wordprocessingInk" xmlns:wne="http://schemas.microsoft.com/office/word/2006/wordml" xmlns:wps="http://schemas.microsoft.com/office/word/2010/wordprocessingShape" mc:Ignorable="w14 w15 w16se wp14">
+<w:numbering xmlns:wpc="http://schemas.microsoft.com/office/word/2010/wordprocessingCanvas" xmlns:cx="http://schemas.microsoft.com/office/drawing/2014/chartex" xmlns:cx1="http://schemas.microsoft.com/office/drawing/2015/9/8/chartex" xmlns:cx2="http://schemas.microsoft.com/office/drawing/2015/10/21/chartex" xmlns:cx3="http://schemas.microsoft.com/office/drawing/2016/5/9/chartex" xmlns:cx4="http://schemas.microsoft.com/office/drawing/2016/5/10/chartex" xmlns:cx5="http://schemas.microsoft.com/office/drawing/2016/5/11/chartex" xmlns:cx6="http://schemas.microsoft.com/office/drawing/2016/5/12/chartex" xmlns:cx7="http://schemas.microsoft.com/office/drawing/2016/5/13/chartex" xmlns:cx8="http://schemas.microsoft.com/office/drawing/2016/5/14/chartex" xmlns:mc="http://schemas.openxmlformats.org/markup-compatibility/2006" xmlns:aink="http://schemas.microsoft.com/office/drawing/2016/ink" xmlns:am3d="http://schemas.microsoft.com/office/drawing/2017/model3d" xmlns:o="urn:schemas-microsoft-com:office:office" xmlns:oel="http://schemas.microsoft.com/office/2019/extlst" xmlns:r="http://schemas.openxmlformats.org/officeDocument/2006/relationships" xmlns:m="http://schemas.openxmlformats.org/officeDocument/2006/math" xmlns:v="urn:schemas-microsoft-com:vml" xmlns:wp14="http://schemas.microsoft.com/office/word/2010/wordprocessingDrawing" xmlns:wp="http://schemas.openxmlformats.org/drawingml/2006/wordprocessingDrawing" xmlns:w10="urn:schemas-microsoft-com:office:word" xmlns:w="http://schemas.openxmlformats.org/wordprocessingml/2006/main" xmlns:w14="http://schemas.microsoft.com/office/word/2010/wordml" xmlns:w15="http://schemas.microsoft.com/office/word/2012/wordml" xmlns:w16cex="http://schemas.microsoft.com/office/word/2018/wordml/cex" xmlns:w16cid="http://schemas.microsoft.com/office/word/2016/wordml/cid" xmlns:w16="http://schemas.microsoft.com/office/word/2018/wordml" xmlns:w16sdtdh="http://schemas.microsoft.com/office/word/2020/wordml/sdtdatahash" xmlns:w16se="http://schemas.microsoft.com/office/word/2015/wordml/symex" xmlns:wpg="http://schemas.microsoft.com/office/word/2010/wordprocessingGroup" xmlns:wpi="http://schemas.microsoft.com/office/word/2010/wordprocessingInk" xmlns:wne="http://schemas.microsoft.com/office/word/2006/wordml" xmlns:wps="http://schemas.microsoft.com/office/word/2010/wordprocessingShape" mc:Ignorable="w14 w15 w16se w16cid w16 w16cex w16sdtdh wp14">
   <w:abstractNum w:abstractNumId="0" w15:restartNumberingAfterBreak="0">
     <w:nsid w:val="04B2476A"/>
     <w:multiLevelType w:val="multilevel"/>
@@ -8499,46 +8507,46 @@
       </w:rPr>
     </w:lvl>
   </w:abstractNum>
-  <w:num w:numId="1">
+  <w:num w:numId="1" w16cid:durableId="450249018">
     <w:abstractNumId w:val="3"/>
   </w:num>
-  <w:num w:numId="2">
+  <w:num w:numId="2" w16cid:durableId="1691488644">
     <w:abstractNumId w:val="4"/>
   </w:num>
-  <w:num w:numId="3">
+  <w:num w:numId="3" w16cid:durableId="50662104">
     <w:abstractNumId w:val="5"/>
   </w:num>
-  <w:num w:numId="4">
+  <w:num w:numId="4" w16cid:durableId="1661885208">
     <w:abstractNumId w:val="0"/>
   </w:num>
-  <w:num w:numId="5">
+  <w:num w:numId="5" w16cid:durableId="133178181">
     <w:abstractNumId w:val="7"/>
   </w:num>
-  <w:num w:numId="6">
+  <w:num w:numId="6" w16cid:durableId="1593122942">
     <w:abstractNumId w:val="1"/>
   </w:num>
-  <w:num w:numId="7">
+  <w:num w:numId="7" w16cid:durableId="320349364">
     <w:abstractNumId w:val="12"/>
   </w:num>
-  <w:num w:numId="8">
+  <w:num w:numId="8" w16cid:durableId="1861241447">
     <w:abstractNumId w:val="2"/>
   </w:num>
-  <w:num w:numId="9">
+  <w:num w:numId="9" w16cid:durableId="1095131092">
     <w:abstractNumId w:val="8"/>
   </w:num>
-  <w:num w:numId="10">
+  <w:num w:numId="10" w16cid:durableId="1680888349">
     <w:abstractNumId w:val="11"/>
   </w:num>
-  <w:num w:numId="11">
+  <w:num w:numId="11" w16cid:durableId="1332876068">
     <w:abstractNumId w:val="10"/>
   </w:num>
-  <w:num w:numId="12">
+  <w:num w:numId="12" w16cid:durableId="1510489818">
     <w:abstractNumId w:val="6"/>
   </w:num>
-  <w:num w:numId="13">
+  <w:num w:numId="13" w16cid:durableId="1029723419">
     <w:abstractNumId w:val="13"/>
   </w:num>
-  <w:num w:numId="14">
+  <w:num w:numId="14" w16cid:durableId="933323567">
     <w:abstractNumId w:val="9"/>
   </w:num>
   <w:numIdMacAtCleanup w:val="14"/>
@@ -8546,7 +8554,7 @@
 </file>
 
 <file path=word/styles.xml><?xml version="1.0" encoding="utf-8"?>
-<w:styles xmlns:mc="http://schemas.openxmlformats.org/markup-compatibility/2006" xmlns:r="http://schemas.openxmlformats.org/officeDocument/2006/relationships" xmlns:w="http://schemas.openxmlformats.org/wordprocessingml/2006/main" xmlns:w14="http://schemas.microsoft.com/office/word/2010/wordml" xmlns:w15="http://schemas.microsoft.com/office/word/2012/wordml" xmlns:w16se="http://schemas.microsoft.com/office/word/2015/wordml/symex" mc:Ignorable="w14 w15 w16se">
+<w:styles xmlns:mc="http://schemas.openxmlformats.org/markup-compatibility/2006" xmlns:r="http://schemas.openxmlformats.org/officeDocument/2006/relationships" xmlns:w="http://schemas.openxmlformats.org/wordprocessingml/2006/main" xmlns:w14="http://schemas.microsoft.com/office/word/2010/wordml" xmlns:w15="http://schemas.microsoft.com/office/word/2012/wordml" xmlns:w16cex="http://schemas.microsoft.com/office/word/2018/wordml/cex" xmlns:w16cid="http://schemas.microsoft.com/office/word/2016/wordml/cid" xmlns:w16="http://schemas.microsoft.com/office/word/2018/wordml" xmlns:w16sdtdh="http://schemas.microsoft.com/office/word/2020/wordml/sdtdatahash" xmlns:w16se="http://schemas.microsoft.com/office/word/2015/wordml/symex" mc:Ignorable="w14 w15 w16se w16cid w16 w16cex w16sdtdh">
   <w:docDefaults>
     <w:rPrDefault>
       <w:rPr>
@@ -8562,7 +8570,7 @@
       </w:pPr>
     </w:pPrDefault>
   </w:docDefaults>
-  <w:latentStyles w:defLockedState="0" w:defUIPriority="99" w:defSemiHidden="0" w:defUnhideWhenUsed="0" w:defQFormat="0" w:count="371">
+  <w:latentStyles w:defLockedState="0" w:defUIPriority="99" w:defSemiHidden="0" w:defUnhideWhenUsed="0" w:defQFormat="0" w:count="376">
     <w:lsdException w:name="Normal" w:uiPriority="0" w:qFormat="1"/>
     <w:lsdException w:name="heading 1" w:uiPriority="9" w:qFormat="1"/>
     <w:lsdException w:name="heading 2" w:semiHidden="1" w:uiPriority="9" w:unhideWhenUsed="1" w:qFormat="1"/>
@@ -8934,6 +8942,11 @@
     <w:lsdException w:name="List Table 5 Dark Accent 6" w:uiPriority="50"/>
     <w:lsdException w:name="List Table 6 Colorful Accent 6" w:uiPriority="51"/>
     <w:lsdException w:name="List Table 7 Colorful Accent 6" w:uiPriority="52"/>
+    <w:lsdException w:name="Mention" w:semiHidden="1" w:unhideWhenUsed="1"/>
+    <w:lsdException w:name="Smart Hyperlink" w:semiHidden="1" w:unhideWhenUsed="1"/>
+    <w:lsdException w:name="Hashtag" w:semiHidden="1" w:unhideWhenUsed="1"/>
+    <w:lsdException w:name="Unresolved Mention" w:semiHidden="1" w:unhideWhenUsed="1"/>
+    <w:lsdException w:name="Smart Link" w:semiHidden="1" w:unhideWhenUsed="1"/>
   </w:latentStyles>
   <w:style w:type="paragraph" w:default="1" w:styleId="Normal">
     <w:name w:val="Normal"/>
@@ -10617,7 +10630,6 @@
     </c:legend>
     <c:plotVisOnly val="1"/>
     <c:dispBlanksAs val="gap"/>
-    <c:showDLblsOverMax val="0"/>
     <c:extLst>
       <c:ext xmlns:c16r3="http://schemas.microsoft.com/office/drawing/2017/03/chart" uri="{56B9EC1D-385E-4148-901F-78D8002777C0}">
         <c16r3:dataDisplayOptions16>
@@ -10625,6 +10637,7 @@
         </c16r3:dataDisplayOptions16>
       </c:ext>
     </c:extLst>
+    <c:showDLblsOverMax val="0"/>
   </c:chart>
   <c:spPr>
     <a:solidFill>
